--- a/disst/dt_docs/03_CH1_INTRODUCTION.docx
+++ b/disst/dt_docs/03_CH1_INTRODUCTION.docx
@@ -2,46 +2,6 @@
 <file path=word/document.xml><?xml version="1.0" encoding="utf-8"?>
 <w:document xmlns:wpc="http://schemas.microsoft.com/office/word/2010/wordprocessingCanvas" xmlns:mo="http://schemas.microsoft.com/office/mac/office/2008/main" xmlns:mc="http://schemas.openxmlformats.org/markup-compatibility/2006" xmlns:mv="urn:schemas-microsoft-com:mac:vml" xmlns:o="urn:schemas-microsoft-com:office:office" xmlns:r="http://schemas.openxmlformats.org/officeDocument/2006/relationships" xmlns:m="http://schemas.openxmlformats.org/officeDocument/2006/math" xmlns:v="urn:schemas-microsoft-com:vml" xmlns:wp14="http://schemas.microsoft.com/office/word/2010/wordprocessingDrawing" xmlns:wp="http://schemas.openxmlformats.org/drawingml/2006/wordprocessingDrawing" xmlns:w10="urn:schemas-microsoft-com:office:word" xmlns:w="http://schemas.openxmlformats.org/wordprocessingml/2006/main" xmlns:w14="http://schemas.microsoft.com/office/word/2010/wordml" xmlns:wpg="http://schemas.microsoft.com/office/word/2010/wordprocessingGroup" xmlns:wpi="http://schemas.microsoft.com/office/word/2010/wordprocessingInk" xmlns:wne="http://schemas.microsoft.com/office/word/2006/wordml" xmlns:wps="http://schemas.microsoft.com/office/word/2010/wordprocessingShape" mc:Ignorable="w14 wp14">
   <w:body>
-    <w:p>
-      <w:pPr>
-        <w:spacing w:before="240" w:after="80" w:line="360" w:lineRule="auto"/>
-      </w:pPr>
-      <w:r>
-        <w:rPr>
-          <w:rFonts w:ascii="Times New Roman" w:hAnsi="Times New Roman"/>
-          <w:b/>
-          <w:i w:val="0"/>
-          <w:sz w:val="28"/>
-        </w:rPr>
-        <w:t>Chapter 1 — Introduction</w:t>
-      </w:r>
-    </w:p>
-    <w:p>
-      <w:pPr>
-        <w:spacing w:before="40" w:after="40" w:line="360" w:lineRule="auto"/>
-      </w:pPr>
-      <w:r>
-        <w:rPr>
-          <w:rFonts w:ascii="Times New Roman" w:hAnsi="Times New Roman"/>
-          <w:i/>
-          <w:color w:val="505050"/>
-          <w:sz w:val="22"/>
-        </w:rPr>
-        <w:t>Reference: DISSERTATION_FORMATTING.md | Writing rules: fqn1/disst/prompt.md</w:t>
-      </w:r>
-    </w:p>
-    <w:p>
-      <w:pPr>
-        <w:spacing w:before="80" w:after="80" w:line="360" w:lineRule="auto"/>
-      </w:pPr>
-      <w:r>
-        <w:rPr>
-          <w:color w:val="B4B4B4"/>
-          <w:sz w:val="20"/>
-        </w:rPr>
-        <w:t>------------------------------------------------------------</w:t>
-      </w:r>
-    </w:p>
     <w:p>
       <w:pPr>
         <w:spacing w:before="240" w:after="80" w:line="360" w:lineRule="auto"/>
@@ -72,18 +32,6 @@
     </w:p>
     <w:p>
       <w:pPr>
-        <w:spacing w:before="80" w:after="80" w:line="360" w:lineRule="auto"/>
-      </w:pPr>
-      <w:r>
-        <w:rPr>
-          <w:color w:val="B4B4B4"/>
-          <w:sz w:val="20"/>
-        </w:rPr>
-        <w:t>------------------------------------------------------------</w:t>
-      </w:r>
-    </w:p>
-    <w:p>
-      <w:pPr>
         <w:spacing w:before="160" w:after="80" w:line="360" w:lineRule="auto"/>
       </w:pPr>
       <w:r>
@@ -107,7 +55,7 @@
           <w:i w:val="0"/>
           <w:sz w:val="24"/>
         </w:rPr>
-        <w:t>The National Stock Exchange of India manages one of the highest-volume equity markets in Asia, and its benchmark index, the NIFTY 50, tracks fifty large-cap companies spread across thirteen sectors of the Indian economy. [2] Together these companies account for more than sixty percent of total NSE trading value by market capitalisation. Any investor managing Indian equity exposure uses this index as the reference point, whether directly or as a comparison.</w:t>
+        <w:t>The National Stock Exchange of India is among the highest-volume equity exchanges in Asia, and its benchmark index, the NIFTY 50, tracks fifty large-cap companies spread across thirteen sectors of the Indian economy. [2] Together these companies account for more than sixty percent of total NSE trading value by market capitalisation. For any investor with Indian equity exposure, this index acts as the primary reference point, whether held directly or simply used as a comparison benchmark.</w:t>
       </w:r>
     </w:p>
     <w:p>
@@ -121,7 +69,7 @@
           <w:i w:val="0"/>
           <w:sz w:val="24"/>
         </w:rPr>
-        <w:t>Managing a portfolio anchored to the NIFTY 50 is not just a matter of picking which stocks to buy. The harder question is always how much capital to put in each stock at each point in time, and how to adjust those weights as market conditions change. This is the portfolio allocation problem, and it is considerably more difficult than stock selection alone. Getting it consistently right across different market phases, bull runs, sideways markets, sharp corrections, is something even experienced fund managers find difficult.</w:t>
+        <w:t>Managing a NIFTY 50 portfolio is not just about picking which stocks to hold. The harder question is how much capital should go into each stock at any given point, and how those weights should shift as conditions change. This is the portfolio allocation problem. Getting it right consistently across bull runs, sideways stretches, and sudden corrections is something even experienced fund managers struggle with. Treating it as a solved problem would therefore be a mistake.</w:t>
       </w:r>
     </w:p>
     <w:p>
@@ -135,7 +83,7 @@
           <w:i w:val="0"/>
           <w:sz w:val="24"/>
         </w:rPr>
-        <w:t>The classical theory for handling this comes from Markowitz's work published in 1952. [1] He showed that if the expected returns and covariance of a set of assets are known, it is mathematically possible to find the allocation that minimises risk for a given level of expected return. The resulting set of solutions, the efficient frontier, became the central concept in modern portfolio theory. The framework is still taught today.</w:t>
+        <w:t>The theoretical starting point for this problem comes from Markowitz's 1952 paper. [1] He showed that if expected returns and the covariance of a set of assets are known, mathematics can find the allocation that minimises risk for any given return level. Every such solution traces out the efficient frontier, which became the central idea in modern portfolio theory. The framework is still taught in every finance course today.</w:t>
       </w:r>
     </w:p>
     <w:p>
@@ -149,7 +97,7 @@
           <w:i w:val="0"/>
           <w:sz w:val="24"/>
         </w:rPr>
-        <w:t>In practice, these assumptions create real problems for equity markets. One assumption is that returns follow a normal distribution. Indian stock returns do not. Sharp one-day drops and sudden recoveries happen far more often than a normal distribution would predict, particularly around election results, interest rate decisions, or sector-level regulatory announcements. [4] Another assumption is that correlations between stocks remain constant over time. In practice, correlations spike sharply during market downturns. Stocks that moved independently during normal conditions suddenly move together when there is a sell-off, and that is exactly when diversification was supposed to protect the portfolio. So the theoretical protection fails at the moment it matters most.</w:t>
+        <w:t>But the assumptions underneath it break down badly in real markets. Stock returns are assumed to follow a normal distribution. Indian equities do not behave that way. Sharp single-day drops and fast recoveries occur far more often than any normal distribution predicts, especially around election results, RBI rate decisions, or sector-level regulatory announcements. [4] Also, correlations between stocks are treated as fixed over time. They are not. During a sell-off, stocks that had been moving independently suddenly start moving together. That is precisely when diversification is supposed to protect the portfolio, and that is exactly when the model fails.</w:t>
       </w:r>
     </w:p>
     <w:p>
@@ -163,7 +111,7 @@
           <w:i w:val="0"/>
           <w:sz w:val="24"/>
         </w:rPr>
-        <w:t>A separate estimation problem makes this worse. For fifty stocks, a full covariance matrix requires estimating 1225 pairwise correlations. Small errors in these estimates, which are unavoidable when using historical data, can shift the computed optimal portfolio dramatically. The method is sensitive to input quality in a way that makes it fragile outside controlled academic settings.</w:t>
+        <w:t>A second problem compounds this. For fifty stocks, computing a full covariance matrix means estimating 1225 pairwise correlations. Small estimation errors, which are unavoidable when using historical data, can shift the computed optimal weights dramatically. So the method is too sensitive to input noise to be reliable outside controlled settings.</w:t>
       </w:r>
     </w:p>
     <w:p>
@@ -177,7 +125,7 @@
           <w:i w:val="0"/>
           <w:sz w:val="24"/>
         </w:rPr>
-        <w:t>Research over the past decade has moved toward learning-based methods for portfolio management. Reinforcement learning, in particular, has been explored for this problem. [9] A reinforcement learning agent does not require a pre-specified return model. It learns a policy by interacting with historical data, taking allocation decisions, observing portfolio outcomes, and adjusting over time. This trial-and-error process, when applied to financial time series, can discover allocation strategies that adapt to market conditions rather than assuming stability. Also, it can be designed to handle constraints like maximum position limits and drawdown controls in a natural way.</w:t>
+        <w:t>Research has therefore moved toward learning-based methods. Reinforcement learning in particular has been studied for portfolio management. [9] An RL agent does not need a pre-specified return model. It interacts with historical data, makes allocation decisions, observes what happens to the portfolio, and updates its policy over time. Run over financial time series, this process can find allocation strategies that adapt to changing conditions rather than assuming stability. Also, the environment can be designed to enforce constraints like position limits and drawdown controls directly, which is difficult to handle cleanly in classical optimisation.</w:t>
       </w:r>
     </w:p>
     <w:p>
@@ -191,7 +139,7 @@
           <w:i w:val="0"/>
           <w:sz w:val="24"/>
         </w:rPr>
-        <w:t>Price data and technical indicators alone, however, leave out two important information dimensions. The first is the structural relationship between companies. Stocks within the same sector tend to move together when sector-specific news arrives. A change in banking regulation affects HDFCBANK, ICICIBANK, KOTAKBANK, and AXISBANK in similar ways. Supply chain connections create more specific dependencies: if raw material prices rise for TATASTEEL, that affects the input costs and margins of manufacturers like MARUTI SUZUKI. These relationships cannot be modelled by treating each stock as an independent series. Graph neural networks provide a way to represent them formally. [19, 20] A graph where stocks are nodes and edges represent sector membership, supply chain links, or return correlations allows a neural network to learn representations that include relational context alongside individual price history.</w:t>
+        <w:t>Price data and technical indicators still leave out two things that matter. The first is company relationships. Stocks in the same sector move together when sector news breaks. A change in banking regulation hits HDFCBANK, ICICIBANK, KOTAKBANK, and AXISBANK in similar ways at the same time. Supply chain links are more specific. If raw material costs rise for TATASTEEL, that flows into the margins of manufacturers like MARUTI SUZUKI. Treating each stock as an independent series captures none of this. Graph neural networks offer a way to represent these relationships formally. [19, 20] A graph where nodes are stocks and edges encode sector membership, supply chain links, or return correlations lets a network learn representations that carry relational context alongside individual price history.</w:t>
       </w:r>
     </w:p>
     <w:p>
@@ -205,7 +153,7 @@
           <w:i w:val="0"/>
           <w:sz w:val="24"/>
         </w:rPr>
-        <w:t>The second missing dimension is news sentiment. Markets respond to information, and a large part of that information arrives as text before it appears in price movements. Earnings announcements, central bank statements, sector-specific regulatory changes, governance disclosures, all of these shift investor behaviour before the price chart shows anything. Pre-trained language models adapted for financial text, such as FinBERT [26], can process news headlines and assign a sentiment score ranging from negative to positive for each company. Including this as an input to a portfolio model gives the system access to a signal that historical prices alone cannot provide.</w:t>
+        <w:t>The second missing piece is news sentiment. A large share of market-moving information arrives as text before prices reflect it. Earnings calls, central bank statements, regulatory changes, governance disclosures, all of these shift investor behaviour before any price chart shows a clear signal. Pre-trained financial language models like FinBERT [26] can read news headlines and return a sentiment score from negative to positive for each company on a given day. Feeding that into the portfolio model gives it access to a signal that price history simply cannot provide.</w:t>
       </w:r>
     </w:p>
     <w:p>
@@ -219,7 +167,7 @@
           <w:i w:val="0"/>
           <w:sz w:val="24"/>
         </w:rPr>
-        <w:t>A separate challenge arises when considering how multiple institutional participants could collaborate on training better models. A fund managing banking stocks and a fund managing technology stocks would both benefit from a shared, more general portfolio model. But they cannot share their actual holdings or transaction data. Federated learning [28] addresses this by allowing each participant to train locally and share only model weight updates. A central server aggregates these updates into a global model that is better than what any single participant could produce alone, without ever seeing the raw data of any client.</w:t>
+        <w:t>A further question is how multiple institutions could jointly train better models without sharing sensitive data. A fund focused on banking stocks and one focused on technology would both benefit from a shared general model. But neither can hand over holdings or transaction history. Federated learning [28] addresses this by letting each participant train locally and share only model weight updates. A central server aggregates those updates into a global model that performs better than what any single participant could produce alone, and never sees raw data from any client.</w:t>
       </w:r>
     </w:p>
     <w:p>
@@ -233,19 +181,7 @@
           <w:i w:val="0"/>
           <w:sz w:val="24"/>
         </w:rPr>
-        <w:t>These four ideas — RL portfolio allocation, graph-based relational stock modelling, text sentiment signals, and federated learning — exist as separate contributions across the research literature. No open system has brought all four together for the NIFTY 50 universe and presented the combined output through a dashboard that non-specialists can actually use. FINQUANT-NEXUS is an attempt to build that system.</w:t>
-      </w:r>
-    </w:p>
-    <w:p>
-      <w:pPr>
-        <w:spacing w:before="80" w:after="80" w:line="360" w:lineRule="auto"/>
-      </w:pPr>
-      <w:r>
-        <w:rPr>
-          <w:color w:val="B4B4B4"/>
-          <w:sz w:val="20"/>
-        </w:rPr>
-        <w:t>------------------------------------------------------------</w:t>
+        <w:t>These four ideas, namely RL-based allocation, graph-based relational modelling, news sentiment signals, and federated learning, each have their own research literature. No open system has put all four together for the NIFTY 50 and shown the results through an interface that a non-specialist can actually use. FINQUANT-NEXUS is the attempt to build that system.</w:t>
       </w:r>
     </w:p>
     <w:p>
@@ -273,7 +209,7 @@
           <w:i w:val="0"/>
           <w:sz w:val="24"/>
         </w:rPr>
-        <w:t>A specific observation shaped this project. After 2020, retail investor participation in Indian equity markets grew at a pace that had not been seen before. SEBI data shows the number of active demat accounts went from around 40 million in 2019 to over 140 million by 2024. [3] Most of these are first-time investors without formal finance training. They make decisions based on news, tips, or simple heuristics, none of which are reliable for managing a diversified equity portfolio over time.</w:t>
+        <w:t>One observation shaped this project more than anything else. After 2020, retail participation in Indian equity markets grew faster than at any earlier point. SEBI data shows active demat accounts went from around 40 million in 2019 to over 140 million by 2024. [3] Most of these are first-time investors with no formal finance background. They make decisions based on news tips, social media, or simple heuristics. None of those are reliable for managing a diversified equity portfolio across different market conditions over time.</w:t>
       </w:r>
     </w:p>
     <w:p>
@@ -287,7 +223,7 @@
           <w:i w:val="0"/>
           <w:sz w:val="24"/>
         </w:rPr>
-        <w:t>At the same time, the tools available to researchers studying portfolio optimisation for Indian markets are fragmented. Sophisticated methods like RL-based portfolio allocation, graph-based stock relationship modelling, and federated learning exist in academic literature, but there is no open platform that implements all of them together for NIFTY 50 stocks and makes the results interpretable through a working interface.</w:t>
+        <w:t>At the same time, research tools available for studying portfolio optimisation on Indian markets remain fragmented. Methods like RL-based allocation, graph-based stock modelling, and federated learning all appear in academic papers. But there is no open platform that implements them together for NIFTY 50 stocks, trains them on real data, and shows outputs through a working interface.</w:t>
       </w:r>
     </w:p>
     <w:p>
@@ -301,19 +237,7 @@
           <w:i w:val="0"/>
           <w:sz w:val="24"/>
         </w:rPr>
-        <w:t>This gap motivated the design of FINQUANT-NEXUS. The system is not a trading product. It is a research and demonstration platform that shows what becomes possible when multiple machine learning components are integrated properly for the Indian market. The goal is to make the output of these methods accessible, not just to quantitative researchers, but to anyone who wants to understand how an AI-driven portfolio system works and what it produces.</w:t>
-      </w:r>
-    </w:p>
-    <w:p>
-      <w:pPr>
-        <w:spacing w:before="80" w:after="80" w:line="360" w:lineRule="auto"/>
-      </w:pPr>
-      <w:r>
-        <w:rPr>
-          <w:color w:val="B4B4B4"/>
-          <w:sz w:val="20"/>
-        </w:rPr>
-        <w:t>------------------------------------------------------------</w:t>
+        <w:t>That gap is what motivated this work. FINQUANT-NEXUS is not a trading product. It is a research and demonstration platform. The goal is to show what becomes possible when these components are integrated for the Indian market context, and to make the outputs readable not just by quantitative researchers but by anyone trying to understand what an AI-driven portfolio system actually does.</w:t>
       </w:r>
     </w:p>
     <w:p>
@@ -341,7 +265,7 @@
           <w:i w:val="0"/>
           <w:sz w:val="24"/>
         </w:rPr>
-        <w:t>Existing approaches to equity portfolio management for Indian markets handle one problem at a time. Reinforcement learning systems for portfolio allocation typically treat each stock independently and ignore how companies relate to each other through their sector or supply chain. Graph-based models can encode these relationships but do not learn dynamic portfolio policies. Sentiment tools extract signals from news but have no direct connection to portfolio weight decisions. Federated learning systems for finance exist, but not in the context of portfolio optimisation across Indian sector-based clients.</w:t>
+        <w:t>Most existing approaches to equity portfolio management for Indian markets address one piece of the problem in isolation. RL systems for portfolio allocation typically treat each stock as an independent input, ignoring the sector and supply chain relationships between companies. Graph-based models can encode those relationships but do not learn dynamic portfolio allocation policies. Sentiment tools extract signals from news text but have no direct connection to portfolio weight decisions. Federated learning systems for finance exist in literature, but not in the context of portfolio optimisation with Indian sector-based clients.</w:t>
       </w:r>
     </w:p>
     <w:p>
@@ -355,19 +279,7 @@
           <w:i w:val="0"/>
           <w:sz w:val="24"/>
         </w:rPr>
-        <w:t>The specific problem is that no single available system, open or commercial, integrates all four components for the NIFTY 50 stock universe. No system models stocks as a multi-relational graph, trains portfolio weights through reinforcement learning using combined price and sentiment inputs, applies differential privacy to sector-based federated training, and presents all of this through an interactive dashboard with stress testing and forward simulation. This integration gap is what the present work addresses.</w:t>
-      </w:r>
-    </w:p>
-    <w:p>
-      <w:pPr>
-        <w:spacing w:before="80" w:after="80" w:line="360" w:lineRule="auto"/>
-      </w:pPr>
-      <w:r>
-        <w:rPr>
-          <w:color w:val="B4B4B4"/>
-          <w:sz w:val="20"/>
-        </w:rPr>
-        <w:t>------------------------------------------------------------</w:t>
+        <w:t>The specific gap is this. No available system, open or commercial, integrates all four components for the NIFTY 50 stock universe. No system simultaneously models stocks as a multi-relational graph, trains portfolio weights through reinforcement learning on combined price and sentiment inputs, applies differential privacy to sector-based federated training, and presents all of this through an interactive dashboard with stress testing and forward simulation. This integration gap is what the present work addresses.</w:t>
       </w:r>
     </w:p>
     <w:p>
@@ -395,7 +307,7 @@
           <w:i w:val="0"/>
           <w:sz w:val="24"/>
         </w:rPr>
-        <w:t>Seven objectives were defined for this dissertation:</w:t>
+        <w:t>The work was structured around seven objectives. Each one corresponds to a specific module in the FINQUANT-NEXUS system:</w:t>
       </w:r>
     </w:p>
     <w:p>
@@ -519,18 +431,6 @@
     </w:p>
     <w:p>
       <w:pPr>
-        <w:spacing w:before="80" w:after="80" w:line="360" w:lineRule="auto"/>
-      </w:pPr>
-      <w:r>
-        <w:rPr>
-          <w:color w:val="B4B4B4"/>
-          <w:sz w:val="20"/>
-        </w:rPr>
-        <w:t>------------------------------------------------------------</w:t>
-      </w:r>
-    </w:p>
-    <w:p>
-      <w:pPr>
         <w:spacing w:before="160" w:after="80" w:line="360" w:lineRule="auto"/>
       </w:pPr>
       <w:r>
@@ -554,7 +454,7 @@
           <w:i w:val="0"/>
           <w:sz w:val="24"/>
         </w:rPr>
-        <w:t>This dissertation covers the design, implementation, and evaluation of FINQUANT-NEXUS as a locally deployed simulation system. The stock universe is limited to forty-four NIFTY 50 constituent stocks for which a complete price history was available through the Yahoo Finance API. Six index constituents were excluded because of incomplete data. The historical dataset spans January 2015 to December 2025, split into training (2015 to 2021), validation (2022 to 2023), and test (2024 to 2025) periods.</w:t>
+        <w:t>In this work, the design, implementation, and evaluation of FINQUANT-NEXUS covers a locally deployed simulation system. The stock universe is forty-four NIFTY 50 constituent stocks for which a complete price history was available through the Yahoo Finance API. Six index constituents were excluded because of incomplete data. The dataset spans January 2015 to December 2025, divided into training (2015 to 2021), validation (2022 to 2023), and test (2024 to 2025) periods.</w:t>
       </w:r>
     </w:p>
     <w:p>
@@ -568,7 +468,7 @@
           <w:i w:val="0"/>
           <w:sz w:val="24"/>
         </w:rPr>
-        <w:t>The entire system runs on a single local machine. There is no connection to any live brokerage, and no real-money execution is implemented. All portfolio performance values in this dissertation come from historical simulation. Transaction costs are modelled at 0.1% per trade and slippage at 0.05%. Market impact and bid-ask spread are not modelled.</w:t>
+        <w:t>Everything runs on a single local machine. There is no brokerage connection and no real-money execution. All portfolio performance figures in this dissertation come from historical simulation. Transaction costs are modelled at 0.1% per trade and slippage at 0.05%. Market impact and bid-ask spread are not modelled.</w:t>
       </w:r>
     </w:p>
     <w:p>
@@ -582,105 +482,7 @@
           <w:i w:val="0"/>
           <w:sz w:val="24"/>
         </w:rPr>
-        <w:t>The federated learning module simulates four sector clients on the same physical machine with logically separated data. Physical network distribution and real inter-institution communication are not part of this work.</w:t>
-      </w:r>
-    </w:p>
-    <w:p>
-      <w:pPr>
-        <w:spacing w:before="0" w:after="120" w:line="360" w:lineRule="auto"/>
-      </w:pPr>
-      <w:r>
-        <w:rPr>
-          <w:rFonts w:ascii="Times New Roman" w:hAnsi="Times New Roman"/>
-          <w:b w:val="0"/>
-          <w:i w:val="0"/>
-          <w:sz w:val="24"/>
-        </w:rPr>
-        <w:t>Two components present in the broader codebase, a Quantum Approximate Optimisation Algorithm (QAOA) module and a Neural Architecture Search (NAS/DARTS) module, are outside the scope of this dissertation. Both require dedicated theoretical treatment and are not part of the eight-tab dashboard interface this work covers.</w:t>
-      </w:r>
-    </w:p>
-    <w:p>
-      <w:pPr>
-        <w:spacing w:before="80" w:after="80" w:line="360" w:lineRule="auto"/>
-      </w:pPr>
-      <w:r>
-        <w:rPr>
-          <w:color w:val="B4B4B4"/>
-          <w:sz w:val="20"/>
-        </w:rPr>
-        <w:t>------------------------------------------------------------</w:t>
-      </w:r>
-    </w:p>
-    <w:p>
-      <w:pPr>
-        <w:spacing w:before="80" w:after="80" w:line="360" w:lineRule="auto"/>
-      </w:pPr>
-      <w:r>
-        <w:rPr>
-          <w:color w:val="B4B4B4"/>
-          <w:sz w:val="20"/>
-        </w:rPr>
-        <w:t>------------------------------------------------------------</w:t>
-      </w:r>
-    </w:p>
-    <w:p>
-      <w:pPr>
-        <w:spacing w:before="0" w:after="120" w:line="360" w:lineRule="auto"/>
-      </w:pPr>
-      <w:r>
-        <w:rPr>
-          <w:rFonts w:ascii="Times New Roman" w:hAnsi="Times New Roman"/>
-          <w:b w:val="0"/>
-          <w:i w:val="0"/>
-          <w:sz w:val="24"/>
-        </w:rPr>
-      </w:r>
-      <w:r>
-        <w:rPr>
-          <w:rFonts w:ascii="Times New Roman" w:hAnsi="Times New Roman"/>
-          <w:b w:val="0"/>
-          <w:i/>
-          <w:sz w:val="24"/>
-        </w:rPr>
-        <w:t>Reference: DISSERTATION_FORMATTING.md | prompt.md</w:t>
-      </w:r>
-      <w:r>
-        <w:rPr>
-          <w:rFonts w:ascii="Times New Roman" w:hAnsi="Times New Roman"/>
-          <w:b w:val="0"/>
-          <w:i w:val="0"/>
-          <w:sz w:val="24"/>
-        </w:rPr>
-      </w:r>
-    </w:p>
-    <w:p>
-      <w:pPr>
-        <w:spacing w:before="0" w:after="120" w:line="360" w:lineRule="auto"/>
-      </w:pPr>
-      <w:r>
-        <w:rPr>
-          <w:rFonts w:ascii="Times New Roman" w:hAnsi="Times New Roman"/>
-          <w:b w:val="0"/>
-          <w:i w:val="0"/>
-          <w:sz w:val="24"/>
-        </w:rPr>
-      </w:r>
-      <w:r>
-        <w:rPr>
-          <w:rFonts w:ascii="Times New Roman" w:hAnsi="Times New Roman"/>
-          <w:b w:val="0"/>
-          <w:i/>
-          <w:sz w:val="24"/>
-        </w:rPr>
-        <w:t>Last updated: 2026-04-30</w:t>
-      </w:r>
-      <w:r>
-        <w:rPr>
-          <w:rFonts w:ascii="Times New Roman" w:hAnsi="Times New Roman"/>
-          <w:b w:val="0"/>
-          <w:i w:val="0"/>
-          <w:sz w:val="24"/>
-        </w:rPr>
+        <w:t>For the federated learning module, four sector clients are simulated on the same physical machine with logically separated data. Real network distribution and actual inter-institution communication are not part of this work.</w:t>
       </w:r>
     </w:p>
     <w:sectPr>

--- a/disst/dt_docs/03_CH1_INTRODUCTION.docx
+++ b/disst/dt_docs/03_CH1_INTRODUCTION.docx
@@ -322,7 +322,7 @@
           <w:i w:val="0"/>
           <w:sz w:val="24"/>
         </w:rPr>
-        <w:t>To collect and preprocess ten years of daily price and volume data for forty-four NIFTY 50 constituent stocks (January 2015 to December 2025) using the Yahoo Finance API, and compute twenty-one technical indicators as the primary input feature set.</w:t>
+        <w:t>To collect and preprocess approximately eleven years of daily price and volume data for forty-four NIFTY 50 constituent stocks (January 2015 to December 2025) using the Yahoo Finance API, and compute twenty-one technical indicators as the primary input feature set.</w:t>
       </w:r>
     </w:p>
     <w:p>
